--- a/StegoVault_Project_Report.docx
+++ b/StegoVault_Project_Report.docx
@@ -267,11 +267,20 @@
       <w:r>
         <w:rPr>
           <w:rFonts w:ascii="Calibri" w:hAnsi="Calibri"/>
+          <w:b/>
+          <w:color w:val="1B365D"/>
+          <w:sz w:val="22"/>
+        </w:rPr>
+        <w:t xml:space="preserve">Background &amp; Operational Motivation: </w:t>
+      </w:r>
+      <w:r>
+        <w:rPr>
+          <w:rFonts w:ascii="Calibri" w:hAnsi="Calibri"/>
           <w:i w:val="0"/>
           <w:color w:val="2D3748"/>
           <w:sz w:val="22"/>
         </w:rPr>
-        <w:t>In modern digital communications, transmitting sensitive data through insecure channels exposes users to widespread surveillance, deep packet inspection (DPI), and unauthorized cryptanalysis. While traditional cryptography provides mathematical confidentiality, ciphertext is inherently suspicious and immediately attracts adversarial scrutiny. Conversely, traditional Least Significant Bit (LSB) steganography conceals the presence of communication inside carrier media but fails catastrophically if detected or tampered with, as naive spatial embedding lacks integrity guarantees and leaves data in cleartext.</w:t>
+        <w:t>In modern digital telecommunications, transmitting confidential data through open or monitored networks exposes users to pervasive automated surveillance, deep packet inspection (DPI), and unauthorized cryptanalysis. While traditional cryptography provides rigorous mathematical secrecy, ciphertext is conspicuously unnatural and readily invites adversarial scrutiny. Conversely, classical Least Significant Bit (LSB) steganography conceals the existence of communication inside digital cover media but fails catastrophically if detected or modified in transit, as naive spatial embedding lacks integrity guarantees and leaves confidential payloads in plaintext.</w:t>
       </w:r>
     </w:p>
     <w:p>
@@ -281,11 +290,20 @@
       <w:r>
         <w:rPr>
           <w:rFonts w:ascii="Calibri" w:hAnsi="Calibri"/>
+          <w:b/>
+          <w:color w:val="1B365D"/>
+          <w:sz w:val="22"/>
+        </w:rPr>
+        <w:t xml:space="preserve">Problem Statement: </w:t>
+      </w:r>
+      <w:r>
+        <w:rPr>
+          <w:rFonts w:ascii="Calibri" w:hAnsi="Calibri"/>
           <w:i w:val="0"/>
           <w:color w:val="2D3748"/>
           <w:sz w:val="22"/>
         </w:rPr>
-        <w:t>StegoVault is an enterprise-grade cybersecurity toolkit developed to resolve this fundamental trade-off through a strict defense-in-depth architectural paradigm. The toolkit guarantees that encryption strictly precedes steganographic embedding using zero custom cryptographic inventions. Secret payloads (plain text or arbitrary binary files) undergo zlib pre-compression to minimize carrier footprint and eradicate plaintext entropy signatures. Symmetric 256-bit encryption keys are deterministically derived from user passphrases using the memory-hard Scrypt key derivation function (N=16384, r=8, p=1). Confidentiality and tamper-evident integrity are enforced via AES-256-GCM authenticated encryption bound to Additional Authenticated Data (AAD) within an immutable 56-byte binary wire envelope.</w:t>
+        <w:t>Existing open-source steganography implementations suffer from critical architectural weaknesses: (1) plaintext injection that relies solely on obscurity, (2) zero cryptographic message authentication, permitting undetected bit-flipping, payload replacement, or hostile payload injection, (3) trivial single-iteration key derivation functions (e.g., MD5 or single-round SHA-256) vulnerable to GPU-accelerated dictionary attacks, (4) channel transcoding destruction where lossy platforms (such as WhatsApp, Discord, and Twitter) silently strip LSB data, and (5) black-box operation offering users zero visibility into carrier headroom or detectability.</w:t>
       </w:r>
     </w:p>
     <w:p>
@@ -295,11 +313,20 @@
       <w:r>
         <w:rPr>
           <w:rFonts w:ascii="Calibri" w:hAnsi="Calibri"/>
+          <w:b/>
+          <w:color w:val="1B365D"/>
+          <w:sz w:val="22"/>
+        </w:rPr>
+        <w:t xml:space="preserve">Proposed Methodology &amp; System Architecture: </w:t>
+      </w:r>
+      <w:r>
+        <w:rPr>
+          <w:rFonts w:ascii="Calibri" w:hAnsi="Calibri"/>
           <w:i w:val="0"/>
           <w:color w:val="2D3748"/>
           <w:sz w:val="22"/>
         </w:rPr>
-        <w:t>The encrypted envelope is embedded sequentially into the spatial LSBs of lossless image carriers (PNG, BMP, TIFF) across RGB color channels while strictly preserving the alpha transparency channel in RGBA carriers. To provide comprehensive forensic visibility, StegoVault integrates real-time carrier capacity headroom checking (with a recommended 15% safe embedding ceiling), mathematical image fidelity evaluation via Mean Squared Error (MSE) and Peak Signal-to-Noise Ratio (PSNR), and statistical steganalysis using bit-plane decomposition (bit-0 visual slicing) and Pairs of Values (PoV) Chi-Square distribution testing.</w:t>
+        <w:t>StegoVault resolves this fundamental security trade-off through an enterprise-grade, defense-in-depth architectural framework where authenticated encryption strictly precedes steganographic concealment using zero custom cryptographic inventions. Secret payloads (plain text strings or arbitrary high-entropy binary files) undergo zlib pre-compression (level 9) to minimize carrier footprint and flatten plaintext statistical patterns. Symmetric 256-bit encryption keys are deterministically derived from user passphrases using the memory-hard Scrypt key derivation function (N=16384, r=8, p=1) with fresh 16-byte random salts to withstand massively parallelized GPU/ASIC brute-force search. Confidentiality and tamper-evident integrity are enforced via AES-256-GCM authenticated encryption bound to Additional Authenticated Data (AAD) within an immutable 56-byte binary wire envelope.</w:t>
       </w:r>
     </w:p>
     <w:p>
@@ -309,16 +336,48 @@
       <w:r>
         <w:rPr>
           <w:rFonts w:ascii="Calibri" w:hAnsi="Calibri"/>
+          <w:b/>
+          <w:color w:val="1B365D"/>
+          <w:sz w:val="22"/>
+        </w:rPr>
+        <w:t xml:space="preserve">Forensic Instrumentation &amp; Carrier Protection: </w:t>
+      </w:r>
+      <w:r>
+        <w:rPr>
+          <w:rFonts w:ascii="Calibri" w:hAnsi="Calibri"/>
           <w:i w:val="0"/>
           <w:color w:val="2D3748"/>
           <w:sz w:val="22"/>
         </w:rPr>
-        <w:t>The entire platform is implemented in Python, backed by a comprehensive suite of 77 automated unit and integration tests achieving 100% pass rate, and deployed through an interactive, multi-tab Streamlit dashboard. Experimental results confirm that StegoVault maintains superior visual fidelity (PSNR &gt; 70 dB) with sub-millisecond execution times and absolute tamper detection.</w:t>
+        <w:t>The encrypted envelope is embedded sequentially into the spatial LSBs of uncompressed lossless image carriers (PNG, BMP, TIFF) across RGB color channels while strictly preserving the 4th alpha transparency channel in RGBA carriers. To eliminate the black-box dilemma, StegoVault integrates a forensic diagnostic suite: real-time carrier capacity headroom calculation (with an automated 15% safe ceiling), mathematical perceptual error metrics (MSE and PSNR), channel-specific LSB bit-plane visual contrast slicing, and statistical Pairs of Values (PoV) Chi-Square anomaly detection based on the Wilson-Hilferty survival distribution approximation.</w:t>
       </w:r>
     </w:p>
     <w:p>
       <w:pPr>
-        <w:spacing w:before="160" w:after="240"/>
+        <w:spacing w:before="0" w:after="120" w:line="276" w:lineRule="auto"/>
+      </w:pPr>
+      <w:r>
+        <w:rPr>
+          <w:rFonts w:ascii="Calibri" w:hAnsi="Calibri"/>
+          <w:b/>
+          <w:color w:val="1B365D"/>
+          <w:sz w:val="22"/>
+        </w:rPr>
+        <w:t xml:space="preserve">Experimental Validation &amp; Key Results: </w:t>
+      </w:r>
+      <w:r>
+        <w:rPr>
+          <w:rFonts w:ascii="Calibri" w:hAnsi="Calibri"/>
+          <w:i w:val="0"/>
+          <w:color w:val="2D3748"/>
+          <w:sz w:val="22"/>
+        </w:rPr>
+        <w:t>The platform is implemented in Python, verified by a comprehensive test suite of 77 automated unit and integration tests (100% pass rate, zero deprecation warnings), and served through an interactive Streamlit cyber-defense dashboard. Experimental benchmarks demonstrate that StegoVault maintains pristine visual fidelity (PSNR &gt;= 72.5 dB, MSE &lt;= 0.0028) while guaranteeing 100% deterministic tamper detection without leaking unauthenticated plaintext.</w:t>
+      </w:r>
+    </w:p>
+    <w:p>
+      <w:pPr>
+        <w:spacing w:before="200" w:after="280"/>
       </w:pPr>
       <w:r>
         <w:rPr>
@@ -333,7 +392,7 @@
           <w:color w:val="2D3748"/>
           <w:sz w:val="21"/>
         </w:rPr>
-        <w:t>Steganography, Authenticated Encryption, AES-256-GCM, Scrypt KDF, LSB Embedding, Steganalysis, Chi-Square Attack, PSNR, MSE, Cybersecurity.</w:t>
+        <w:t>Steganography, Authenticated Encryption (AEAD), AES-256-GCM, Scrypt KDF, LSB Embedding, Digital Image Forensics, Chi-Square Steganalysis, Peak Signal-to-Noise Ratio (PSNR), Mean Squared Error (MSE), Cybersecurity.</w:t>
       </w:r>
     </w:p>
     <w:p>
